--- a/Отчёты/Отчёт Лаб4.docx
+++ b/Отчёты/Отчёт Лаб4.docx
@@ -505,23 +505,7 @@
           <w:sz w:val="28"/>
           <w:szCs w:val="28"/>
         </w:rPr>
-        <w:t>следующие десять отсортировать в порядке уб</w:t>
-      </w:r>
-      <w:r>
-        <w:rPr>
-          <w:rFonts w:ascii="Times New Roman" w:hAnsi="Times New Roman" w:cs="Times New Roman"/>
-          <w:sz w:val="28"/>
-          <w:szCs w:val="28"/>
-        </w:rPr>
-        <w:t>ывания, остальные в порядке воз</w:t>
-      </w:r>
-      <w:r>
-        <w:rPr>
-          <w:rFonts w:ascii="Times New Roman" w:hAnsi="Times New Roman" w:cs="Times New Roman"/>
-          <w:sz w:val="28"/>
-          <w:szCs w:val="28"/>
-        </w:rPr>
-        <w:t>растания.</w:t>
+        <w:t>следующие десять отсортировать в порядке убывания, остальные в порядке возрастания.</w:t>
       </w:r>
     </w:p>
     <w:p>
@@ -1098,6 +1082,230 @@
           <w:sz w:val="28"/>
           <w:szCs w:val="28"/>
         </w:rPr>
+        <w:t xml:space="preserve">4.1.1. </w:t>
+      </w:r>
+      <w:r>
+        <w:rPr>
+          <w:rFonts w:ascii="Times New Roman" w:hAnsi="Times New Roman" w:cs="Times New Roman"/>
+          <w:sz w:val="28"/>
+          <w:szCs w:val="28"/>
+        </w:rPr>
+        <w:t>Начинаем с первого элемента массива</w:t>
+      </w:r>
+      <w:r>
+        <w:rPr>
+          <w:rFonts w:ascii="Times New Roman" w:hAnsi="Times New Roman" w:cs="Times New Roman"/>
+          <w:sz w:val="28"/>
+          <w:szCs w:val="28"/>
+        </w:rPr>
+        <w:t>, с</w:t>
+      </w:r>
+      <w:r>
+        <w:rPr>
+          <w:rFonts w:ascii="Times New Roman" w:hAnsi="Times New Roman" w:cs="Times New Roman"/>
+          <w:sz w:val="28"/>
+          <w:szCs w:val="28"/>
+        </w:rPr>
+        <w:t>равниваем текущий элемент со следующим.</w:t>
+      </w:r>
+    </w:p>
+    <w:p>
+      <w:pPr>
+        <w:keepNext/>
+        <w:widowControl w:val="0"/>
+        <w:tabs>
+          <w:tab w:val="left" w:pos="6015"/>
+        </w:tabs>
+        <w:spacing w:after="0" w:line="360" w:lineRule="auto"/>
+        <w:ind w:firstLine="709"/>
+        <w:jc w:val="both"/>
+        <w:rPr>
+          <w:rFonts w:ascii="Times New Roman" w:hAnsi="Times New Roman" w:cs="Times New Roman"/>
+          <w:sz w:val="28"/>
+          <w:szCs w:val="28"/>
+        </w:rPr>
+      </w:pPr>
+      <w:r>
+        <w:rPr>
+          <w:rFonts w:ascii="Times New Roman" w:hAnsi="Times New Roman" w:cs="Times New Roman"/>
+          <w:sz w:val="28"/>
+          <w:szCs w:val="28"/>
+        </w:rPr>
+        <w:t xml:space="preserve">4.1.2. Если </w:t>
+      </w:r>
+      <w:proofErr w:type="gramStart"/>
+      <w:r>
+        <w:rPr>
+          <w:rFonts w:ascii="Times New Roman" w:hAnsi="Times New Roman" w:cs="Times New Roman"/>
+          <w:sz w:val="28"/>
+          <w:szCs w:val="28"/>
+        </w:rPr>
+        <w:t>текущий</w:t>
+      </w:r>
+      <w:proofErr w:type="gramEnd"/>
+      <w:r>
+        <w:rPr>
+          <w:rFonts w:ascii="Times New Roman" w:hAnsi="Times New Roman" w:cs="Times New Roman"/>
+          <w:sz w:val="28"/>
+          <w:szCs w:val="28"/>
+        </w:rPr>
+        <w:t xml:space="preserve"> больше следующего, меняем их местами.</w:t>
+      </w:r>
+    </w:p>
+    <w:p>
+      <w:pPr>
+        <w:keepNext/>
+        <w:widowControl w:val="0"/>
+        <w:tabs>
+          <w:tab w:val="left" w:pos="6015"/>
+        </w:tabs>
+        <w:spacing w:after="0" w:line="360" w:lineRule="auto"/>
+        <w:ind w:firstLine="709"/>
+        <w:jc w:val="both"/>
+        <w:rPr>
+          <w:rFonts w:ascii="Times New Roman" w:hAnsi="Times New Roman" w:cs="Times New Roman"/>
+          <w:sz w:val="28"/>
+          <w:szCs w:val="28"/>
+        </w:rPr>
+      </w:pPr>
+      <w:r>
+        <w:rPr>
+          <w:rFonts w:ascii="Times New Roman" w:hAnsi="Times New Roman" w:cs="Times New Roman"/>
+          <w:sz w:val="28"/>
+          <w:szCs w:val="28"/>
+        </w:rPr>
+        <w:t xml:space="preserve">4.1.3. </w:t>
+      </w:r>
+      <w:r>
+        <w:rPr>
+          <w:rFonts w:ascii="Times New Roman" w:hAnsi="Times New Roman" w:cs="Times New Roman"/>
+          <w:sz w:val="28"/>
+          <w:szCs w:val="28"/>
+        </w:rPr>
+        <w:t>Переходим к следующей паре (индекс +1) и повторяем шаги 2–3 до конца массива.</w:t>
+      </w:r>
+    </w:p>
+    <w:p>
+      <w:pPr>
+        <w:keepNext/>
+        <w:widowControl w:val="0"/>
+        <w:tabs>
+          <w:tab w:val="left" w:pos="6015"/>
+        </w:tabs>
+        <w:spacing w:after="0" w:line="360" w:lineRule="auto"/>
+        <w:ind w:firstLine="709"/>
+        <w:jc w:val="both"/>
+        <w:rPr>
+          <w:rFonts w:ascii="Times New Roman" w:hAnsi="Times New Roman" w:cs="Times New Roman"/>
+          <w:sz w:val="28"/>
+          <w:szCs w:val="28"/>
+        </w:rPr>
+      </w:pPr>
+      <w:r>
+        <w:rPr>
+          <w:rFonts w:ascii="Times New Roman" w:hAnsi="Times New Roman" w:cs="Times New Roman"/>
+          <w:sz w:val="28"/>
+          <w:szCs w:val="28"/>
+        </w:rPr>
+        <w:t xml:space="preserve">4.1.4. </w:t>
+      </w:r>
+      <w:r>
+        <w:rPr>
+          <w:rFonts w:ascii="Times New Roman" w:hAnsi="Times New Roman" w:cs="Times New Roman"/>
+          <w:sz w:val="28"/>
+          <w:szCs w:val="28"/>
+        </w:rPr>
+        <w:t>После первого прохода последний элемент массива становится наибольшим (он уже на своём месте).</w:t>
+      </w:r>
+    </w:p>
+    <w:p>
+      <w:pPr>
+        <w:keepNext/>
+        <w:widowControl w:val="0"/>
+        <w:tabs>
+          <w:tab w:val="left" w:pos="6015"/>
+        </w:tabs>
+        <w:spacing w:after="0" w:line="360" w:lineRule="auto"/>
+        <w:ind w:firstLine="709"/>
+        <w:jc w:val="both"/>
+        <w:rPr>
+          <w:rFonts w:ascii="Times New Roman" w:hAnsi="Times New Roman" w:cs="Times New Roman"/>
+          <w:sz w:val="28"/>
+          <w:szCs w:val="28"/>
+        </w:rPr>
+      </w:pPr>
+      <w:r>
+        <w:rPr>
+          <w:rFonts w:ascii="Times New Roman" w:hAnsi="Times New Roman" w:cs="Times New Roman"/>
+          <w:sz w:val="28"/>
+          <w:szCs w:val="28"/>
+        </w:rPr>
+        <w:t xml:space="preserve">4.1.5. </w:t>
+      </w:r>
+      <w:r>
+        <w:rPr>
+          <w:rFonts w:ascii="Times New Roman" w:hAnsi="Times New Roman" w:cs="Times New Roman"/>
+          <w:sz w:val="28"/>
+          <w:szCs w:val="28"/>
+        </w:rPr>
+        <w:t>Снова проходим массив с начала, но теперь до предпоследнего элемента (последний трогать не нужно).</w:t>
+      </w:r>
+    </w:p>
+    <w:p>
+      <w:pPr>
+        <w:keepNext/>
+        <w:widowControl w:val="0"/>
+        <w:tabs>
+          <w:tab w:val="left" w:pos="6015"/>
+        </w:tabs>
+        <w:spacing w:after="0" w:line="360" w:lineRule="auto"/>
+        <w:ind w:firstLine="709"/>
+        <w:jc w:val="both"/>
+        <w:rPr>
+          <w:rFonts w:ascii="Times New Roman" w:hAnsi="Times New Roman" w:cs="Times New Roman"/>
+          <w:sz w:val="28"/>
+          <w:szCs w:val="28"/>
+        </w:rPr>
+      </w:pPr>
+      <w:r>
+        <w:rPr>
+          <w:rFonts w:ascii="Times New Roman" w:hAnsi="Times New Roman" w:cs="Times New Roman"/>
+          <w:sz w:val="28"/>
+          <w:szCs w:val="28"/>
+        </w:rPr>
+        <w:t xml:space="preserve">4.1.6. </w:t>
+      </w:r>
+      <w:r>
+        <w:rPr>
+          <w:rFonts w:ascii="Times New Roman" w:hAnsi="Times New Roman" w:cs="Times New Roman"/>
+          <w:sz w:val="28"/>
+          <w:szCs w:val="28"/>
+        </w:rPr>
+        <w:t>Повторяем, пока не будет выполнен проход без единой перестановки (массив отсортирован).</w:t>
+      </w:r>
+    </w:p>
+    <w:p>
+      <w:pPr>
+        <w:keepNext/>
+        <w:widowControl w:val="0"/>
+        <w:tabs>
+          <w:tab w:val="left" w:pos="6015"/>
+        </w:tabs>
+        <w:spacing w:after="0" w:line="360" w:lineRule="auto"/>
+        <w:ind w:firstLine="709"/>
+        <w:jc w:val="both"/>
+        <w:rPr>
+          <w:rFonts w:ascii="Times New Roman" w:hAnsi="Times New Roman" w:cs="Times New Roman"/>
+          <w:sz w:val="28"/>
+          <w:szCs w:val="28"/>
+        </w:rPr>
+      </w:pPr>
+      <w:r>
+        <w:rPr>
+          <w:rFonts w:ascii="Times New Roman" w:hAnsi="Times New Roman" w:cs="Times New Roman"/>
+          <w:sz w:val="28"/>
+          <w:szCs w:val="28"/>
+        </w:rPr>
         <w:t>4.1. Для элементов с индексами с 8 по 17 (всего 10 элементов) выполнить сортировку по убыванию методом «пузырька».</w:t>
       </w:r>
     </w:p>
@@ -1251,6 +1459,208 @@
           <w:sz w:val="28"/>
           <w:szCs w:val="28"/>
         </w:rPr>
+        <w:t xml:space="preserve">5.1.1. </w:t>
+      </w:r>
+      <w:r>
+        <w:rPr>
+          <w:rFonts w:ascii="Times New Roman" w:hAnsi="Times New Roman" w:cs="Times New Roman"/>
+          <w:sz w:val="28"/>
+          <w:szCs w:val="28"/>
+        </w:rPr>
+        <w:t>Находим минимальный элемент во всём массиве</w:t>
+      </w:r>
+      <w:r>
+        <w:rPr>
+          <w:rFonts w:ascii="Times New Roman" w:hAnsi="Times New Roman" w:cs="Times New Roman"/>
+          <w:sz w:val="28"/>
+          <w:szCs w:val="28"/>
+        </w:rPr>
+        <w:t>.</w:t>
+      </w:r>
+    </w:p>
+    <w:p>
+      <w:pPr>
+        <w:keepNext/>
+        <w:widowControl w:val="0"/>
+        <w:tabs>
+          <w:tab w:val="left" w:pos="6015"/>
+        </w:tabs>
+        <w:spacing w:after="0" w:line="360" w:lineRule="auto"/>
+        <w:ind w:firstLine="709"/>
+        <w:jc w:val="both"/>
+        <w:rPr>
+          <w:rFonts w:ascii="Times New Roman" w:hAnsi="Times New Roman" w:cs="Times New Roman"/>
+          <w:sz w:val="28"/>
+          <w:szCs w:val="28"/>
+        </w:rPr>
+      </w:pPr>
+      <w:r>
+        <w:rPr>
+          <w:rFonts w:ascii="Times New Roman" w:hAnsi="Times New Roman" w:cs="Times New Roman"/>
+          <w:sz w:val="28"/>
+          <w:szCs w:val="28"/>
+        </w:rPr>
+        <w:lastRenderedPageBreak/>
+        <w:t xml:space="preserve">5.1.2. </w:t>
+      </w:r>
+      <w:r>
+        <w:rPr>
+          <w:rFonts w:ascii="Times New Roman" w:hAnsi="Times New Roman" w:cs="Times New Roman"/>
+          <w:sz w:val="28"/>
+          <w:szCs w:val="28"/>
+        </w:rPr>
+        <w:t>Меняем его местами с первым элементом (теперь первый элемент на своём месте).</w:t>
+      </w:r>
+    </w:p>
+    <w:p>
+      <w:pPr>
+        <w:keepNext/>
+        <w:widowControl w:val="0"/>
+        <w:tabs>
+          <w:tab w:val="left" w:pos="6015"/>
+        </w:tabs>
+        <w:spacing w:after="0" w:line="360" w:lineRule="auto"/>
+        <w:ind w:firstLine="709"/>
+        <w:jc w:val="both"/>
+        <w:rPr>
+          <w:rFonts w:ascii="Times New Roman" w:hAnsi="Times New Roman" w:cs="Times New Roman"/>
+          <w:sz w:val="28"/>
+          <w:szCs w:val="28"/>
+        </w:rPr>
+      </w:pPr>
+      <w:r>
+        <w:rPr>
+          <w:rFonts w:ascii="Times New Roman" w:hAnsi="Times New Roman" w:cs="Times New Roman"/>
+          <w:sz w:val="28"/>
+          <w:szCs w:val="28"/>
+        </w:rPr>
+        <w:t>5.1.3. Р</w:t>
+      </w:r>
+      <w:r>
+        <w:rPr>
+          <w:rFonts w:ascii="Times New Roman" w:hAnsi="Times New Roman" w:cs="Times New Roman"/>
+          <w:sz w:val="28"/>
+          <w:szCs w:val="28"/>
+        </w:rPr>
+        <w:t xml:space="preserve">ассматриваем </w:t>
+      </w:r>
+      <w:proofErr w:type="spellStart"/>
+      <w:r>
+        <w:rPr>
+          <w:rFonts w:ascii="Times New Roman" w:hAnsi="Times New Roman" w:cs="Times New Roman"/>
+          <w:sz w:val="28"/>
+          <w:szCs w:val="28"/>
+        </w:rPr>
+        <w:t>подмассив</w:t>
+      </w:r>
+      <w:proofErr w:type="spellEnd"/>
+      <w:r>
+        <w:rPr>
+          <w:rFonts w:ascii="Times New Roman" w:hAnsi="Times New Roman" w:cs="Times New Roman"/>
+          <w:sz w:val="28"/>
+          <w:szCs w:val="28"/>
+        </w:rPr>
+        <w:t xml:space="preserve"> со второго элемента до конца</w:t>
+      </w:r>
+      <w:r>
+        <w:rPr>
+          <w:rFonts w:ascii="Times New Roman" w:hAnsi="Times New Roman" w:cs="Times New Roman"/>
+          <w:sz w:val="28"/>
+          <w:szCs w:val="28"/>
+        </w:rPr>
+        <w:t>,</w:t>
+      </w:r>
+      <w:r>
+        <w:t xml:space="preserve"> </w:t>
+      </w:r>
+      <w:r>
+        <w:rPr>
+          <w:rFonts w:ascii="Times New Roman" w:hAnsi="Times New Roman" w:cs="Times New Roman"/>
+          <w:sz w:val="28"/>
+          <w:szCs w:val="28"/>
+        </w:rPr>
+        <w:t>и</w:t>
+      </w:r>
+      <w:r>
+        <w:rPr>
+          <w:rFonts w:ascii="Times New Roman" w:hAnsi="Times New Roman" w:cs="Times New Roman"/>
+          <w:sz w:val="28"/>
+          <w:szCs w:val="28"/>
+        </w:rPr>
+        <w:t>щем в нём минимальный элемент и меняем его со вторым элементом</w:t>
+      </w:r>
+      <w:r>
+        <w:rPr>
+          <w:rFonts w:ascii="Times New Roman" w:hAnsi="Times New Roman" w:cs="Times New Roman"/>
+          <w:sz w:val="28"/>
+          <w:szCs w:val="28"/>
+        </w:rPr>
+        <w:t>.</w:t>
+      </w:r>
+    </w:p>
+    <w:p>
+      <w:pPr>
+        <w:keepNext/>
+        <w:widowControl w:val="0"/>
+        <w:tabs>
+          <w:tab w:val="left" w:pos="6015"/>
+        </w:tabs>
+        <w:spacing w:after="0" w:line="360" w:lineRule="auto"/>
+        <w:ind w:firstLine="709"/>
+        <w:jc w:val="both"/>
+        <w:rPr>
+          <w:rFonts w:ascii="Times New Roman" w:hAnsi="Times New Roman" w:cs="Times New Roman"/>
+          <w:sz w:val="28"/>
+          <w:szCs w:val="28"/>
+        </w:rPr>
+      </w:pPr>
+      <w:r>
+        <w:rPr>
+          <w:rFonts w:ascii="Times New Roman" w:hAnsi="Times New Roman" w:cs="Times New Roman"/>
+          <w:sz w:val="28"/>
+          <w:szCs w:val="28"/>
+        </w:rPr>
+        <w:t xml:space="preserve">5.1.4. </w:t>
+      </w:r>
+      <w:r>
+        <w:rPr>
+          <w:rFonts w:ascii="Times New Roman" w:hAnsi="Times New Roman" w:cs="Times New Roman"/>
+          <w:sz w:val="28"/>
+          <w:szCs w:val="28"/>
+        </w:rPr>
+        <w:t>Повторяем, пока не останется один элемент (он уже будет максимальным).</w:t>
+      </w:r>
+      <w:r>
+        <w:rPr>
+          <w:rFonts w:ascii="Times New Roman" w:hAnsi="Times New Roman" w:cs="Times New Roman"/>
+          <w:sz w:val="28"/>
+          <w:szCs w:val="28"/>
+        </w:rPr>
+        <w:t xml:space="preserve"> </w:t>
+      </w:r>
+    </w:p>
+    <w:p>
+      <w:pPr>
+        <w:keepNext/>
+        <w:widowControl w:val="0"/>
+        <w:tabs>
+          <w:tab w:val="left" w:pos="6015"/>
+        </w:tabs>
+        <w:spacing w:after="0" w:line="360" w:lineRule="auto"/>
+        <w:ind w:firstLine="709"/>
+        <w:jc w:val="both"/>
+        <w:rPr>
+          <w:rFonts w:ascii="Times New Roman" w:hAnsi="Times New Roman" w:cs="Times New Roman"/>
+          <w:sz w:val="28"/>
+          <w:szCs w:val="28"/>
+        </w:rPr>
+      </w:pPr>
+      <w:r>
+        <w:rPr>
+          <w:rFonts w:ascii="Times New Roman" w:hAnsi="Times New Roman" w:cs="Times New Roman"/>
+          <w:sz w:val="28"/>
+          <w:szCs w:val="28"/>
+        </w:rPr>
         <w:t>5.1. Для элементов с индексами с 8 по 17 выполнить сортировку по убыванию методом прямого выбора.</w:t>
       </w:r>
     </w:p>
@@ -1454,16 +1864,7 @@
           <w:sz w:val="28"/>
           <w:szCs w:val="28"/>
         </w:rPr>
-        <w:t xml:space="preserve">6.3. Вывести элементы с индексами 18–27 и проверить, что каждый </w:t>
-      </w:r>
-      <w:r>
-        <w:rPr>
-          <w:rFonts w:ascii="Times New Roman" w:hAnsi="Times New Roman" w:cs="Times New Roman"/>
-          <w:sz w:val="28"/>
-          <w:szCs w:val="28"/>
-        </w:rPr>
-        <w:lastRenderedPageBreak/>
-        <w:t>следующий не меньше предыдущего (возрастание). Если нарушение — вывести сообщение об ошибке.</w:t>
+        <w:t>6.3. Вывести элементы с индексами 18–27 и проверить, что каждый следующий не меньше предыдущего (возрастание). Если нарушение — вывести сообщение об ошибке.</w:t>
       </w:r>
     </w:p>
     <w:p>
@@ -2006,6 +2407,7 @@
                 <w:szCs w:val="28"/>
                 <w:lang w:val="en-US"/>
               </w:rPr>
+              <w:lastRenderedPageBreak/>
               <w:t>int</w:t>
             </w:r>
             <w:proofErr w:type="spellEnd"/>
@@ -2065,7 +2467,17 @@
                 <w:sz w:val="28"/>
                 <w:szCs w:val="28"/>
               </w:rPr>
-              <w:t>Входной массив константный</w:t>
+              <w:lastRenderedPageBreak/>
+              <w:t xml:space="preserve">Входной массив </w:t>
+            </w:r>
+            <w:r>
+              <w:rPr>
+                <w:rFonts w:ascii="Times New Roman" w:hAnsi="Times New Roman" w:cs="Times New Roman"/>
+                <w:sz w:val="28"/>
+                <w:szCs w:val="28"/>
+              </w:rPr>
+              <w:lastRenderedPageBreak/>
+              <w:t>константный</w:t>
             </w:r>
           </w:p>
         </w:tc>
@@ -2093,7 +2505,17 @@
                 <w:sz w:val="28"/>
                 <w:szCs w:val="28"/>
               </w:rPr>
-              <w:t>Функция для вывода массива на экран с необязательным заголовком</w:t>
+              <w:lastRenderedPageBreak/>
+              <w:t xml:space="preserve">Функция для вывода массива на экран с необязательным </w:t>
+            </w:r>
+            <w:r>
+              <w:rPr>
+                <w:rFonts w:ascii="Times New Roman" w:hAnsi="Times New Roman" w:cs="Times New Roman"/>
+                <w:sz w:val="28"/>
+                <w:szCs w:val="28"/>
+              </w:rPr>
+              <w:lastRenderedPageBreak/>
+              <w:t>заголовком</w:t>
             </w:r>
           </w:p>
         </w:tc>
@@ -2124,6 +2546,7 @@
                 <w:sz w:val="28"/>
                 <w:szCs w:val="28"/>
               </w:rPr>
+              <w:lastRenderedPageBreak/>
               <w:t>bubbleSortDesc</w:t>
             </w:r>
             <w:proofErr w:type="spellEnd"/>
@@ -3359,16 +3782,7 @@
                 <w:sz w:val="28"/>
                 <w:szCs w:val="28"/>
               </w:rPr>
-              <w:t xml:space="preserve">Исходный массив целых чисел </w:t>
-            </w:r>
-            <w:r>
-              <w:rPr>
-                <w:rFonts w:ascii="Times New Roman" w:hAnsi="Times New Roman" w:cs="Times New Roman"/>
-                <w:sz w:val="28"/>
-                <w:szCs w:val="28"/>
-              </w:rPr>
-              <w:lastRenderedPageBreak/>
-              <w:t>от 10 до 99</w:t>
+              <w:t>Исходный массив целых чисел от 10 до 99</w:t>
             </w:r>
           </w:p>
         </w:tc>
@@ -3399,7 +3813,6 @@
                 <w:sz w:val="28"/>
                 <w:szCs w:val="28"/>
               </w:rPr>
-              <w:lastRenderedPageBreak/>
               <w:t>X_bubble</w:t>
             </w:r>
             <w:proofErr w:type="spellEnd"/>
@@ -3964,24 +4377,33 @@
                 <w:sz w:val="24"/>
                 <w:szCs w:val="24"/>
               </w:rPr>
-              <w:t xml:space="preserve"> позиция минимального элемента, и т.п</w:t>
-            </w:r>
-            <w:proofErr w:type="gramStart"/>
+              <w:t xml:space="preserve"> позиция минимального элемента, и </w:t>
+            </w:r>
             <w:r>
               <w:rPr>
                 <w:rFonts w:ascii="Times New Roman" w:hAnsi="Times New Roman" w:cs="Times New Roman"/>
                 <w:sz w:val="24"/>
                 <w:szCs w:val="24"/>
               </w:rPr>
-              <w:t>.(</w:t>
-            </w:r>
-            <w:proofErr w:type="gramEnd"/>
+              <w:lastRenderedPageBreak/>
+              <w:t>т.п</w:t>
+            </w:r>
+            <w:proofErr w:type="gramStart"/>
             <w:r>
               <w:rPr>
                 <w:rFonts w:ascii="Times New Roman" w:hAnsi="Times New Roman" w:cs="Times New Roman"/>
                 <w:sz w:val="24"/>
                 <w:szCs w:val="24"/>
               </w:rPr>
+              <w:t>.(</w:t>
+            </w:r>
+            <w:proofErr w:type="gramEnd"/>
+            <w:r>
+              <w:rPr>
+                <w:rFonts w:ascii="Times New Roman" w:hAnsi="Times New Roman" w:cs="Times New Roman"/>
+                <w:sz w:val="24"/>
+                <w:szCs w:val="24"/>
+              </w:rPr>
               <w:t>согласно индивидуального варианта)</w:t>
             </w:r>
           </w:p>
@@ -4013,6 +4435,7 @@
                 <w:sz w:val="28"/>
                 <w:szCs w:val="28"/>
               </w:rPr>
+              <w:lastRenderedPageBreak/>
               <w:t>1</w:t>
             </w:r>
           </w:p>
@@ -4289,16 +4712,7 @@
                 <w:sz w:val="28"/>
                 <w:szCs w:val="28"/>
               </w:rPr>
-              <w:t xml:space="preserve">Элементы 18-27 (по возрастанию): 32 52 56 59 65 </w:t>
-            </w:r>
-            <w:r>
-              <w:rPr>
-                <w:rFonts w:ascii="Times New Roman" w:hAnsi="Times New Roman" w:cs="Times New Roman"/>
-                <w:sz w:val="28"/>
-                <w:szCs w:val="28"/>
-              </w:rPr>
-              <w:lastRenderedPageBreak/>
-              <w:t>72 83 85 91 93</w:t>
+              <w:t>Элементы 18-27 (по возрастанию): 32 52 56 59 65 72 83 85 91 93</w:t>
             </w:r>
           </w:p>
         </w:tc>
@@ -4329,7 +4743,6 @@
                 <w:sz w:val="28"/>
                 <w:szCs w:val="28"/>
               </w:rPr>
-              <w:lastRenderedPageBreak/>
               <w:t>2</w:t>
             </w:r>
           </w:p>
@@ -4588,7 +5001,16 @@
                 <w:sz w:val="28"/>
                 <w:szCs w:val="28"/>
               </w:rPr>
-              <w:t xml:space="preserve">Элементы 8-17 (по убыванию): 86 75 68 53 40 28 26 25 22 15 </w:t>
+              <w:t xml:space="preserve">Элементы 8-17 (по убыванию): 86 </w:t>
+            </w:r>
+            <w:r>
+              <w:rPr>
+                <w:rFonts w:ascii="Times New Roman" w:hAnsi="Times New Roman" w:cs="Times New Roman"/>
+                <w:sz w:val="28"/>
+                <w:szCs w:val="28"/>
+              </w:rPr>
+              <w:lastRenderedPageBreak/>
+              <w:t xml:space="preserve">75 68 53 40 28 26 25 22 15 </w:t>
             </w:r>
           </w:p>
           <w:p>
@@ -4660,6 +5082,7 @@
                 <w:sz w:val="28"/>
                 <w:szCs w:val="28"/>
               </w:rPr>
+              <w:lastRenderedPageBreak/>
               <w:t>3</w:t>
             </w:r>
           </w:p>
@@ -4900,16 +5323,7 @@
                 <w:sz w:val="28"/>
                 <w:szCs w:val="28"/>
               </w:rPr>
-              <w:t xml:space="preserve">Элементы 8-17 (по убыванию): 93 91 89 85 78 72 </w:t>
-            </w:r>
-            <w:r>
-              <w:rPr>
-                <w:rFonts w:ascii="Times New Roman" w:hAnsi="Times New Roman" w:cs="Times New Roman"/>
-                <w:sz w:val="28"/>
-                <w:szCs w:val="28"/>
-              </w:rPr>
-              <w:lastRenderedPageBreak/>
-              <w:t xml:space="preserve">64 46 36 21 </w:t>
+              <w:t xml:space="preserve">Элементы 8-17 (по убыванию): 93 91 89 85 78 72 64 46 36 21 </w:t>
             </w:r>
           </w:p>
           <w:p>
@@ -4963,7 +5377,6 @@
                 <w:sz w:val="28"/>
                 <w:szCs w:val="28"/>
               </w:rPr>
-              <w:lastRenderedPageBreak/>
               <w:t>4</w:t>
             </w:r>
           </w:p>
@@ -5235,7 +5648,16 @@
                 <w:sz w:val="28"/>
                 <w:szCs w:val="28"/>
               </w:rPr>
-              <w:t xml:space="preserve">Первые 8 элементов (не трогали): 44 71 44 33 26 66 11 76 </w:t>
+              <w:t xml:space="preserve">Первые 8 элементов (не трогали): 44 </w:t>
+            </w:r>
+            <w:r>
+              <w:rPr>
+                <w:rFonts w:ascii="Times New Roman" w:hAnsi="Times New Roman" w:cs="Times New Roman"/>
+                <w:sz w:val="28"/>
+                <w:szCs w:val="28"/>
+              </w:rPr>
+              <w:lastRenderedPageBreak/>
+              <w:t xml:space="preserve">71 44 33 26 66 11 76 </w:t>
             </w:r>
           </w:p>
           <w:p>
@@ -5366,6 +5788,7 @@
                 <w:sz w:val="28"/>
                 <w:szCs w:val="28"/>
               </w:rPr>
+              <w:lastRenderedPageBreak/>
               <w:t>5</w:t>
             </w:r>
           </w:p>
@@ -5583,16 +6006,7 @@
                 <w:sz w:val="28"/>
                 <w:szCs w:val="28"/>
               </w:rPr>
-              <w:t xml:space="preserve">Первые 8 элементов (не трогали): 25 42 19 90 99 38 </w:t>
-            </w:r>
-            <w:r>
-              <w:rPr>
-                <w:rFonts w:ascii="Times New Roman" w:hAnsi="Times New Roman" w:cs="Times New Roman"/>
-                <w:sz w:val="28"/>
-                <w:szCs w:val="28"/>
-              </w:rPr>
-              <w:lastRenderedPageBreak/>
-              <w:t xml:space="preserve">69 42 </w:t>
+              <w:t xml:space="preserve">Первые 8 элементов (не трогали): 25 42 19 90 99 38 69 42 </w:t>
             </w:r>
           </w:p>
           <w:p>
@@ -6227,7 +6641,7 @@
   <a:extraClrSchemeLst/>
   <a:extLst>
     <a:ext uri="{05A4C25C-085E-4340-85A3-A5531E510DB2}">
-      <thm15:themeFamily xmlns:thm15="http://schemas.microsoft.com/office/thememl/2012/main" xmlns="" name="Office Theme" id="{62F939B6-93AF-4DB8-9C6B-D6C7DFDC589F}" vid="{4A3C46E8-61CC-4603-A589-7422A47A8E4A}"/>
+      <thm15:themeFamily xmlns="" xmlns:thm15="http://schemas.microsoft.com/office/thememl/2012/main" name="Office Theme" id="{62F939B6-93AF-4DB8-9C6B-D6C7DFDC589F}" vid="{4A3C46E8-61CC-4603-A589-7422A47A8E4A}"/>
     </a:ext>
   </a:extLst>
 </a:theme>
